--- a/docs/testing-spec.docx
+++ b/docs/testing-spec.docx
@@ -2,7 +2,7 @@
 <file path=word/document.xml><?xml version="1.0" encoding="utf-8"?>
 <w:document xmlns:w="http://schemas.openxmlformats.org/wordprocessingml/2006/main" xmlns:m="http://schemas.openxmlformats.org/officeDocument/2006/math" xmlns:r="http://schemas.openxmlformats.org/officeDocument/2006/relationships" xmlns:o="urn:schemas-microsoft-com:office:office" xmlns:v="urn:schemas-microsoft-com:vml" xmlns:w10="urn:schemas-microsoft-com:office:word" xmlns:a="http://schemas.openxmlformats.org/drawingml/2006/main" xmlns:pic="http://schemas.openxmlformats.org/drawingml/2006/picture" xmlns:wp="http://schemas.openxmlformats.org/drawingml/2006/wordprocessingDrawing">
   <w:body>
-    <w:bookmarkStart w:id="73" w:name="user-unit-testing-specification"/>
+    <w:bookmarkStart w:id="76" w:name="user-unit-testing-specification"/>
     <w:p>
       <w:pPr>
         <w:pStyle w:val="Heading1"/>
@@ -42,7 +42,7 @@
         <w:t xml:space="preserve"> </w:t>
       </w:r>
       <w:r>
-        <w:t xml:space="preserve">v8.3</w:t>
+        <w:t xml:space="preserve">v8.4</w:t>
       </w:r>
       <w:r>
         <w:t xml:space="preserve"> </w:t>
@@ -58,7 +58,7 @@
         <w:t xml:space="preserve"> </w:t>
       </w:r>
       <w:r>
-        <w:t xml:space="preserve">2026-04-02</w:t>
+        <w:t xml:space="preserve">2026-04-03</w:t>
       </w:r>
       <w:r>
         <w:t xml:space="preserve"> </w:t>
@@ -300,7 +300,7 @@
     </w:p>
     <w:bookmarkEnd w:id="21"/>
     <w:bookmarkEnd w:id="22"/>
-    <w:bookmarkStart w:id="27" w:name="test-cases-professor-setup"/>
+    <w:bookmarkStart w:id="29" w:name="test-cases-professor-setup"/>
     <w:p>
       <w:pPr>
         <w:pStyle w:val="Heading2"/>
@@ -902,31 +902,14 @@
         </w:tc>
       </w:tr>
     </w:tbl>
-    <w:p>
-      <w:r>
-        <w:pict>
-          <v:rect style="width:0;height:1.5pt" o:hralign="center" o:hrstd="t" o:hr="t"/>
-        </w:pict>
-      </w:r>
-    </w:p>
     <w:bookmarkEnd w:id="26"/>
-    <w:bookmarkEnd w:id="27"/>
-    <w:bookmarkStart w:id="32" w:name="test-cases-course-management"/>
-    <w:p>
-      <w:pPr>
-        <w:pStyle w:val="Heading2"/>
-      </w:pPr>
-      <w:r>
-        <w:t xml:space="preserve">3. Test Cases — Course Management</w:t>
-      </w:r>
-    </w:p>
-    <w:bookmarkStart w:id="28" w:name="tc-010-upload-student-list"/>
+    <w:bookmarkStart w:id="27" w:name="tc-005-dual-auth-register-both-methods"/>
     <w:p>
       <w:pPr>
         <w:pStyle w:val="Heading3"/>
       </w:pPr>
       <w:r>
-        <w:t xml:space="preserve">TC-010: Upload Student List</w:t>
+        <w:t xml:space="preserve">TC-005: Dual Auth — Register Both Methods</w:t>
       </w:r>
     </w:p>
     <w:tbl>
@@ -990,6 +973,353 @@
               <w:jc w:val="left"/>
             </w:pPr>
             <w:r>
+              <w:t xml:space="preserve">Fresh install</w:t>
+            </w:r>
+          </w:p>
+        </w:tc>
+      </w:tr>
+      <w:tr>
+        <w:tc>
+          <w:tcPr/>
+          <w:p>
+            <w:pPr>
+              <w:pStyle w:val="Compact"/>
+              <w:jc w:val="left"/>
+            </w:pPr>
+            <w:r>
+              <w:t xml:space="preserve">Steps</w:t>
+            </w:r>
+          </w:p>
+        </w:tc>
+        <w:tc>
+          <w:tcPr/>
+          <w:p>
+            <w:pPr>
+              <w:pStyle w:val="Compact"/>
+              <w:jc w:val="left"/>
+            </w:pPr>
+            <w:r>
+              <w:t xml:space="preserve">1. Open app</w:t>
+            </w:r>
+            <w:r>
+              <w:t xml:space="preserve">2. Choose</w:t>
+            </w:r>
+            <w:r>
+              <w:t xml:space="preserve"> </w:t>
+            </w:r>
+            <w:r>
+              <w:t xml:space="preserve">“</w:t>
+            </w:r>
+            <w:r>
+              <w:t xml:space="preserve">Secure with Staff Card (NFC)</w:t>
+            </w:r>
+            <w:r>
+              <w:t xml:space="preserve">”</w:t>
+            </w:r>
+            <w:r>
+              <w:t xml:space="preserve">3. Scan NFC card</w:t>
+            </w:r>
+            <w:r>
+              <w:t xml:space="preserve">4. App prompts</w:t>
+            </w:r>
+            <w:r>
+              <w:t xml:space="preserve"> </w:t>
+            </w:r>
+            <w:r>
+              <w:t xml:space="preserve">“</w:t>
+            </w:r>
+            <w:r>
+              <w:t xml:space="preserve">Also set a password as backup?</w:t>
+            </w:r>
+            <w:r>
+              <w:t xml:space="preserve">”</w:t>
+            </w:r>
+            <w:r>
+              <w:t xml:space="preserve">5. Tap Yes, enter password</w:t>
+            </w:r>
+          </w:p>
+        </w:tc>
+      </w:tr>
+      <w:tr>
+        <w:tc>
+          <w:tcPr/>
+          <w:p>
+            <w:pPr>
+              <w:pStyle w:val="Compact"/>
+              <w:jc w:val="left"/>
+            </w:pPr>
+            <w:r>
+              <w:t xml:space="preserve">Expected</w:t>
+            </w:r>
+          </w:p>
+        </w:tc>
+        <w:tc>
+          <w:tcPr/>
+          <w:p>
+            <w:pPr>
+              <w:pStyle w:val="Compact"/>
+              <w:jc w:val="left"/>
+            </w:pPr>
+            <w:r>
+              <w:t xml:space="preserve">Both NFC and password registered; prof status shows “NFC</w:t>
+            </w:r>
+          </w:p>
+        </w:tc>
+      </w:tr>
+    </w:tbl>
+    <w:bookmarkEnd w:id="27"/>
+    <w:bookmarkStart w:id="28" w:name="Xe047b618bd328d5654bb17f011861c322e57f72"/>
+    <w:p>
+      <w:pPr>
+        <w:pStyle w:val="Heading3"/>
+      </w:pPr>
+      <w:r>
+        <w:t xml:space="preserve">TC-006: Dual Auth — Auth Modal Shows Registered Methods</w:t>
+      </w:r>
+    </w:p>
+    <w:tbl>
+      <w:tblPr>
+        <w:tblStyle w:val="Table"/>
+        <w:tblW w:type="pct" w:w="5000"/>
+        <w:tblLook w:firstRow="1" w:lastRow="0" w:firstColumn="0" w:lastColumn="0" w:noHBand="0" w:noVBand="0" w:val="0020"/>
+        <w:jc w:val="start"/>
+      </w:tblPr>
+      <w:tblGrid>
+        <w:gridCol w:w="3960"/>
+        <w:gridCol w:w="3960"/>
+      </w:tblGrid>
+      <w:tr>
+        <w:trPr>
+          <w:tblHeader w:val="true"/>
+        </w:trPr>
+        <w:tc>
+          <w:tcPr/>
+          <w:p>
+            <w:pPr>
+              <w:pStyle w:val="Compact"/>
+              <w:jc w:val="left"/>
+            </w:pPr>
+            <w:r>
+              <w:t xml:space="preserve">Field</w:t>
+            </w:r>
+          </w:p>
+        </w:tc>
+        <w:tc>
+          <w:tcPr/>
+          <w:p>
+            <w:pPr>
+              <w:pStyle w:val="Compact"/>
+              <w:jc w:val="left"/>
+            </w:pPr>
+            <w:r>
+              <w:t xml:space="preserve">Value</w:t>
+            </w:r>
+          </w:p>
+        </w:tc>
+      </w:tr>
+      <w:tr>
+        <w:tc>
+          <w:tcPr/>
+          <w:p>
+            <w:pPr>
+              <w:pStyle w:val="Compact"/>
+              <w:jc w:val="left"/>
+            </w:pPr>
+            <w:r>
+              <w:t xml:space="preserve">Precondition</w:t>
+            </w:r>
+          </w:p>
+        </w:tc>
+        <w:tc>
+          <w:tcPr/>
+          <w:p>
+            <w:pPr>
+              <w:pStyle w:val="Compact"/>
+              <w:jc w:val="left"/>
+            </w:pPr>
+            <w:r>
+              <w:t xml:space="preserve">Only password registered (no NFC)</w:t>
+            </w:r>
+          </w:p>
+        </w:tc>
+      </w:tr>
+      <w:tr>
+        <w:tc>
+          <w:tcPr/>
+          <w:p>
+            <w:pPr>
+              <w:pStyle w:val="Compact"/>
+              <w:jc w:val="left"/>
+            </w:pPr>
+            <w:r>
+              <w:t xml:space="preserve">Steps</w:t>
+            </w:r>
+          </w:p>
+        </w:tc>
+        <w:tc>
+          <w:tcPr/>
+          <w:p>
+            <w:pPr>
+              <w:pStyle w:val="Compact"/>
+              <w:jc w:val="left"/>
+            </w:pPr>
+            <w:r>
+              <w:t xml:space="preserve">1. Trigger protected action</w:t>
+            </w:r>
+          </w:p>
+        </w:tc>
+      </w:tr>
+      <w:tr>
+        <w:tc>
+          <w:tcPr/>
+          <w:p>
+            <w:pPr>
+              <w:pStyle w:val="Compact"/>
+              <w:jc w:val="left"/>
+            </w:pPr>
+            <w:r>
+              <w:t xml:space="preserve">Expected</w:t>
+            </w:r>
+          </w:p>
+        </w:tc>
+        <w:tc>
+          <w:tcPr/>
+          <w:p>
+            <w:pPr>
+              <w:pStyle w:val="Compact"/>
+              <w:jc w:val="left"/>
+            </w:pPr>
+            <w:r>
+              <w:t xml:space="preserve">Auth modal shows only</w:t>
+            </w:r>
+            <w:r>
+              <w:t xml:space="preserve"> </w:t>
+            </w:r>
+            <w:r>
+              <w:t xml:space="preserve">“</w:t>
+            </w:r>
+            <w:r>
+              <w:t xml:space="preserve">Password</w:t>
+            </w:r>
+            <w:r>
+              <w:t xml:space="preserve">”</w:t>
+            </w:r>
+            <w:r>
+              <w:t xml:space="preserve"> </w:t>
+            </w:r>
+            <w:r>
+              <w:t xml:space="preserve">button;</w:t>
+            </w:r>
+            <w:r>
+              <w:t xml:space="preserve"> </w:t>
+            </w:r>
+            <w:r>
+              <w:t xml:space="preserve">“</w:t>
+            </w:r>
+            <w:r>
+              <w:t xml:space="preserve">Scan NFC</w:t>
+            </w:r>
+            <w:r>
+              <w:t xml:space="preserve">”</w:t>
+            </w:r>
+            <w:r>
+              <w:t xml:space="preserve"> </w:t>
+            </w:r>
+            <w:r>
+              <w:t xml:space="preserve">button hidden</w:t>
+            </w:r>
+          </w:p>
+        </w:tc>
+      </w:tr>
+    </w:tbl>
+    <w:p>
+      <w:r>
+        <w:pict>
+          <v:rect style="width:0;height:1.5pt" o:hralign="center" o:hrstd="t" o:hr="t"/>
+        </w:pict>
+      </w:r>
+    </w:p>
+    <w:bookmarkEnd w:id="28"/>
+    <w:bookmarkEnd w:id="29"/>
+    <w:bookmarkStart w:id="34" w:name="test-cases-course-management"/>
+    <w:p>
+      <w:pPr>
+        <w:pStyle w:val="Heading2"/>
+      </w:pPr>
+      <w:r>
+        <w:t xml:space="preserve">3. Test Cases — Course Management</w:t>
+      </w:r>
+    </w:p>
+    <w:bookmarkStart w:id="30" w:name="tc-010-upload-student-list"/>
+    <w:p>
+      <w:pPr>
+        <w:pStyle w:val="Heading3"/>
+      </w:pPr>
+      <w:r>
+        <w:t xml:space="preserve">TC-010: Upload Student List</w:t>
+      </w:r>
+    </w:p>
+    <w:tbl>
+      <w:tblPr>
+        <w:tblStyle w:val="Table"/>
+        <w:tblW w:type="pct" w:w="5000"/>
+        <w:tblLook w:firstRow="1" w:lastRow="0" w:firstColumn="0" w:lastColumn="0" w:noHBand="0" w:noVBand="0" w:val="0020"/>
+        <w:jc w:val="start"/>
+      </w:tblPr>
+      <w:tblGrid>
+        <w:gridCol w:w="3960"/>
+        <w:gridCol w:w="3960"/>
+      </w:tblGrid>
+      <w:tr>
+        <w:trPr>
+          <w:tblHeader w:val="true"/>
+        </w:trPr>
+        <w:tc>
+          <w:tcPr/>
+          <w:p>
+            <w:pPr>
+              <w:pStyle w:val="Compact"/>
+              <w:jc w:val="left"/>
+            </w:pPr>
+            <w:r>
+              <w:t xml:space="preserve">Field</w:t>
+            </w:r>
+          </w:p>
+        </w:tc>
+        <w:tc>
+          <w:tcPr/>
+          <w:p>
+            <w:pPr>
+              <w:pStyle w:val="Compact"/>
+              <w:jc w:val="left"/>
+            </w:pPr>
+            <w:r>
+              <w:t xml:space="preserve">Value</w:t>
+            </w:r>
+          </w:p>
+        </w:tc>
+      </w:tr>
+      <w:tr>
+        <w:tc>
+          <w:tcPr/>
+          <w:p>
+            <w:pPr>
+              <w:pStyle w:val="Compact"/>
+              <w:jc w:val="left"/>
+            </w:pPr>
+            <w:r>
+              <w:t xml:space="preserve">Precondition</w:t>
+            </w:r>
+          </w:p>
+        </w:tc>
+        <w:tc>
+          <w:tcPr/>
+          <w:p>
+            <w:pPr>
+              <w:pStyle w:val="Compact"/>
+              <w:jc w:val="left"/>
+            </w:pPr>
+            <w:r>
               <w:t xml:space="preserve">App ready, no courses</w:t>
             </w:r>
           </w:p>
@@ -1090,8 +1420,8 @@
         </w:tc>
       </w:tr>
     </w:tbl>
-    <w:bookmarkEnd w:id="28"/>
-    <w:bookmarkStart w:id="29" w:name="tc-011-upload-second-course"/>
+    <w:bookmarkEnd w:id="30"/>
+    <w:bookmarkStart w:id="31" w:name="tc-011-upload-second-course"/>
     <w:p>
       <w:pPr>
         <w:pStyle w:val="Heading3"/>
@@ -1219,8 +1549,8 @@
         </w:tc>
       </w:tr>
     </w:tbl>
-    <w:bookmarkEnd w:id="29"/>
-    <w:bookmarkStart w:id="30" w:name="tc-012-delete-course"/>
+    <w:bookmarkEnd w:id="31"/>
+    <w:bookmarkStart w:id="32" w:name="tc-012-delete-course"/>
     <w:p>
       <w:pPr>
         <w:pStyle w:val="Heading3"/>
@@ -1357,8 +1687,8 @@
         </w:tc>
       </w:tr>
     </w:tbl>
-    <w:bookmarkEnd w:id="30"/>
-    <w:bookmarkStart w:id="31" w:name="tc-013-re-upload-same-course-merge"/>
+    <w:bookmarkEnd w:id="32"/>
+    <w:bookmarkStart w:id="33" w:name="tc-013-re-upload-same-course-merge"/>
     <w:p>
       <w:pPr>
         <w:pStyle w:val="Heading3"/>
@@ -1493,9 +1823,9 @@
         </w:pict>
       </w:r>
     </w:p>
-    <w:bookmarkEnd w:id="31"/>
-    <w:bookmarkEnd w:id="32"/>
-    <w:bookmarkStart w:id="40" w:name="test-cases-attend-nfc-mode"/>
+    <w:bookmarkEnd w:id="33"/>
+    <w:bookmarkEnd w:id="34"/>
+    <w:bookmarkStart w:id="42" w:name="test-cases-attend-nfc-mode"/>
     <w:p>
       <w:pPr>
         <w:pStyle w:val="Heading2"/>
@@ -1504,7 +1834,7 @@
         <w:t xml:space="preserve">4. Test Cases — Attend NFC Mode</w:t>
       </w:r>
     </w:p>
-    <w:bookmarkStart w:id="33" w:name="tc-020-nfc-attendance-registered-student"/>
+    <w:bookmarkStart w:id="35" w:name="tc-020-nfc-attendance-registered-student"/>
     <w:p>
       <w:pPr>
         <w:pStyle w:val="Heading3"/>
@@ -1650,8 +1980,8 @@
         </w:tc>
       </w:tr>
     </w:tbl>
-    <w:bookmarkEnd w:id="33"/>
-    <w:bookmarkStart w:id="34" w:name="tc-021-nfc-attendance-unregistered-card"/>
+    <w:bookmarkEnd w:id="35"/>
+    <w:bookmarkStart w:id="36" w:name="tc-021-nfc-attendance-unregistered-card"/>
     <w:p>
       <w:pPr>
         <w:pStyle w:val="Heading3"/>
@@ -1779,8 +2109,8 @@
         </w:tc>
       </w:tr>
     </w:tbl>
-    <w:bookmarkEnd w:id="34"/>
-    <w:bookmarkStart w:id="35" w:name="tc-022-nfc-attendance-duplicate-same-day"/>
+    <w:bookmarkEnd w:id="36"/>
+    <w:bookmarkStart w:id="37" w:name="tc-022-nfc-attendance-duplicate-same-day"/>
     <w:p>
       <w:pPr>
         <w:pStyle w:val="Heading3"/>
@@ -1908,8 +2238,8 @@
         </w:tc>
       </w:tr>
     </w:tbl>
-    <w:bookmarkEnd w:id="35"/>
-    <w:bookmarkStart w:id="36" w:name="tc-023-nfc-mismatch-3-strike-re-register"/>
+    <w:bookmarkEnd w:id="37"/>
+    <w:bookmarkStart w:id="38" w:name="tc-023-nfc-mismatch-3-strike-re-register"/>
     <w:p>
       <w:pPr>
         <w:pStyle w:val="Heading3"/>
@@ -2037,8 +2367,8 @@
         </w:tc>
       </w:tr>
     </w:tbl>
-    <w:bookmarkEnd w:id="36"/>
-    <w:bookmarkStart w:id="37" w:name="tc-024-qr-button-in-nfc-mode"/>
+    <w:bookmarkEnd w:id="38"/>
+    <w:bookmarkStart w:id="39" w:name="tc-024-qr-button-in-nfc-mode"/>
     <w:p>
       <w:pPr>
         <w:pStyle w:val="Heading3"/>
@@ -2211,8 +2541,8 @@
         </w:tc>
       </w:tr>
     </w:tbl>
-    <w:bookmarkEnd w:id="37"/>
-    <w:bookmarkStart w:id="38" w:name="tc-025-qr-button-cancel"/>
+    <w:bookmarkEnd w:id="39"/>
+    <w:bookmarkStart w:id="40" w:name="tc-025-qr-button-cancel"/>
     <w:p>
       <w:pPr>
         <w:pStyle w:val="Heading3"/>
@@ -2343,8 +2673,8 @@
         </w:tc>
       </w:tr>
     </w:tbl>
-    <w:bookmarkEnd w:id="38"/>
-    <w:bookmarkStart w:id="39" w:name="X4315d72de6aedaf5ef1cbe6c5bd54da88dfc005"/>
+    <w:bookmarkEnd w:id="40"/>
+    <w:bookmarkStart w:id="41" w:name="X4315d72de6aedaf5ef1cbe6c5bd54da88dfc005"/>
     <w:p>
       <w:pPr>
         <w:pStyle w:val="Heading3"/>
@@ -2479,9 +2809,9 @@
         </w:pict>
       </w:r>
     </w:p>
-    <w:bookmarkEnd w:id="39"/>
-    <w:bookmarkEnd w:id="40"/>
-    <w:bookmarkStart w:id="43" w:name="test-cases-attend-code-mode"/>
+    <w:bookmarkEnd w:id="41"/>
+    <w:bookmarkEnd w:id="42"/>
+    <w:bookmarkStart w:id="45" w:name="test-cases-attend-code-mode"/>
     <w:p>
       <w:pPr>
         <w:pStyle w:val="Heading2"/>
@@ -2490,7 +2820,7 @@
         <w:t xml:space="preserve">5. Test Cases — Attend Code Mode</w:t>
       </w:r>
     </w:p>
-    <w:bookmarkStart w:id="41" w:name="tc-030-code-verification-correct"/>
+    <w:bookmarkStart w:id="43" w:name="tc-030-code-verification-correct"/>
     <w:p>
       <w:pPr>
         <w:pStyle w:val="Heading3"/>
@@ -2639,8 +2969,8 @@
         </w:tc>
       </w:tr>
     </w:tbl>
-    <w:bookmarkEnd w:id="41"/>
-    <w:bookmarkStart w:id="42" w:name="tc-031-code-verification-wrong"/>
+    <w:bookmarkEnd w:id="43"/>
+    <w:bookmarkStart w:id="44" w:name="tc-031-code-verification-wrong"/>
     <w:p>
       <w:pPr>
         <w:pStyle w:val="Heading3"/>
@@ -2778,9 +3108,9 @@
         </w:pict>
       </w:r>
     </w:p>
-    <w:bookmarkEnd w:id="42"/>
-    <w:bookmarkEnd w:id="43"/>
-    <w:bookmarkStart w:id="46" w:name="test-cases-attend-qr-mode"/>
+    <w:bookmarkEnd w:id="44"/>
+    <w:bookmarkEnd w:id="45"/>
+    <w:bookmarkStart w:id="48" w:name="test-cases-attend-qr-mode"/>
     <w:p>
       <w:pPr>
         <w:pStyle w:val="Heading2"/>
@@ -2789,7 +3119,7 @@
         <w:t xml:space="preserve">6. Test Cases — Attend QR Mode</w:t>
       </w:r>
     </w:p>
-    <w:bookmarkStart w:id="44" w:name="tc-040-full-qr-flow"/>
+    <w:bookmarkStart w:id="46" w:name="tc-040-full-qr-flow"/>
     <w:p>
       <w:pPr>
         <w:pStyle w:val="Heading3"/>
@@ -2929,8 +3259,8 @@
         </w:tc>
       </w:tr>
     </w:tbl>
-    <w:bookmarkEnd w:id="44"/>
-    <w:bookmarkStart w:id="45" w:name="tc-041-camera-denied"/>
+    <w:bookmarkEnd w:id="46"/>
+    <w:bookmarkStart w:id="47" w:name="tc-041-camera-denied"/>
     <w:p>
       <w:pPr>
         <w:pStyle w:val="Heading3"/>
@@ -3057,9 +3387,9 @@
         </w:pict>
       </w:r>
     </w:p>
-    <w:bookmarkEnd w:id="45"/>
-    <w:bookmarkEnd w:id="46"/>
-    <w:bookmarkStart w:id="48" w:name="test-cases-manual-attendance"/>
+    <w:bookmarkEnd w:id="47"/>
+    <w:bookmarkEnd w:id="48"/>
+    <w:bookmarkStart w:id="50" w:name="test-cases-manual-attendance"/>
     <w:p>
       <w:pPr>
         <w:pStyle w:val="Heading2"/>
@@ -3068,7 +3398,7 @@
         <w:t xml:space="preserve">7. Test Cases — Manual Attendance</w:t>
       </w:r>
     </w:p>
-    <w:bookmarkStart w:id="47" w:name="tc-050-manual-attendance"/>
+    <w:bookmarkStart w:id="49" w:name="tc-050-manual-attendance"/>
     <w:p>
       <w:pPr>
         <w:pStyle w:val="Heading3"/>
@@ -3219,9 +3549,9 @@
         </w:pict>
       </w:r>
     </w:p>
-    <w:bookmarkEnd w:id="47"/>
-    <w:bookmarkEnd w:id="48"/>
-    <w:bookmarkStart w:id="52" w:name="test-cases-student-registration"/>
+    <w:bookmarkEnd w:id="49"/>
+    <w:bookmarkEnd w:id="50"/>
+    <w:bookmarkStart w:id="54" w:name="test-cases-student-registration"/>
     <w:p>
       <w:pPr>
         <w:pStyle w:val="Heading2"/>
@@ -3230,7 +3560,7 @@
         <w:t xml:space="preserve">8. Test Cases — Student Registration</w:t>
       </w:r>
     </w:p>
-    <w:bookmarkStart w:id="49" w:name="tc-060-nfc-registration-with-consent"/>
+    <w:bookmarkStart w:id="51" w:name="tc-060-nfc-registration-with-consent"/>
     <w:p>
       <w:pPr>
         <w:pStyle w:val="Heading3"/>
@@ -3367,8 +3697,8 @@
         </w:tc>
       </w:tr>
     </w:tbl>
-    <w:bookmarkEnd w:id="49"/>
-    <w:bookmarkStart w:id="50" w:name="tc-061-qr-registration"/>
+    <w:bookmarkEnd w:id="51"/>
+    <w:bookmarkStart w:id="52" w:name="tc-061-qr-registration"/>
     <w:p>
       <w:pPr>
         <w:pStyle w:val="Heading3"/>
@@ -3494,8 +3824,8 @@
         </w:tc>
       </w:tr>
     </w:tbl>
-    <w:bookmarkEnd w:id="50"/>
-    <w:bookmarkStart w:id="51" w:name="tc-062-re-registration"/>
+    <w:bookmarkEnd w:id="52"/>
+    <w:bookmarkStart w:id="53" w:name="tc-062-re-registration"/>
     <w:p>
       <w:pPr>
         <w:pStyle w:val="Heading3"/>
@@ -3654,9 +3984,9 @@
         </w:pict>
       </w:r>
     </w:p>
-    <w:bookmarkEnd w:id="51"/>
-    <w:bookmarkEnd w:id="52"/>
-    <w:bookmarkStart w:id="58" w:name="test-cases-games"/>
+    <w:bookmarkEnd w:id="53"/>
+    <w:bookmarkEnd w:id="54"/>
+    <w:bookmarkStart w:id="60" w:name="test-cases-games"/>
     <w:p>
       <w:pPr>
         <w:pStyle w:val="Heading2"/>
@@ -3665,7 +3995,7 @@
         <w:t xml:space="preserve">9. Test Cases — Games</w:t>
       </w:r>
     </w:p>
-    <w:bookmarkStart w:id="53" w:name="tc-070-wheel-of-fortune-attended-only"/>
+    <w:bookmarkStart w:id="55" w:name="tc-070-wheel-of-fortune-attended-only"/>
     <w:p>
       <w:pPr>
         <w:pStyle w:val="Heading3"/>
@@ -3796,8 +4126,8 @@
         </w:tc>
       </w:tr>
     </w:tbl>
-    <w:bookmarkEnd w:id="53"/>
-    <w:bookmarkStart w:id="54" w:name="X8a3bbd6cf7e90cf872eee6d37e1b7fc916500e7"/>
+    <w:bookmarkEnd w:id="55"/>
+    <w:bookmarkStart w:id="56" w:name="X8a3bbd6cf7e90cf872eee6d37e1b7fc916500e7"/>
     <w:p>
       <w:pPr>
         <w:pStyle w:val="Heading3"/>
@@ -3943,8 +4273,8 @@
         </w:tc>
       </w:tr>
     </w:tbl>
-    <w:bookmarkEnd w:id="54"/>
-    <w:bookmarkStart w:id="55" w:name="tc-072-wheel-of-fortune-record-response"/>
+    <w:bookmarkEnd w:id="56"/>
+    <w:bookmarkStart w:id="57" w:name="tc-072-wheel-of-fortune-record-response"/>
     <w:p>
       <w:pPr>
         <w:pStyle w:val="Heading3"/>
@@ -4123,8 +4453,8 @@
         </w:tc>
       </w:tr>
     </w:tbl>
-    <w:bookmarkEnd w:id="55"/>
-    <w:bookmarkStart w:id="56" w:name="tc-073-random-groups-by-group-count"/>
+    <w:bookmarkEnd w:id="57"/>
+    <w:bookmarkStart w:id="58" w:name="tc-073-random-groups-by-group-count"/>
     <w:p>
       <w:pPr>
         <w:pStyle w:val="Heading3"/>
@@ -4276,8 +4606,8 @@
         </w:tc>
       </w:tr>
     </w:tbl>
-    <w:bookmarkEnd w:id="56"/>
-    <w:bookmarkStart w:id="57" w:name="tc-074-random-groups-by-group-size"/>
+    <w:bookmarkEnd w:id="58"/>
+    <w:bookmarkStart w:id="59" w:name="tc-074-random-groups-by-group-size"/>
     <w:p>
       <w:pPr>
         <w:pStyle w:val="Heading3"/>
@@ -4454,9 +4784,9 @@
         </w:pict>
       </w:r>
     </w:p>
-    <w:bookmarkEnd w:id="57"/>
-    <w:bookmarkEnd w:id="58"/>
-    <w:bookmarkStart w:id="64" w:name="test-cases-data-management"/>
+    <w:bookmarkEnd w:id="59"/>
+    <w:bookmarkEnd w:id="60"/>
+    <w:bookmarkStart w:id="67" w:name="test-cases-data-management"/>
     <w:p>
       <w:pPr>
         <w:pStyle w:val="Heading2"/>
@@ -4465,7 +4795,7 @@
         <w:t xml:space="preserve">10. Test Cases — Data Management</w:t>
       </w:r>
     </w:p>
-    <w:bookmarkStart w:id="59" w:name="tc-080-export-csv"/>
+    <w:bookmarkStart w:id="61" w:name="tc-080-export-csv"/>
     <w:p>
       <w:pPr>
         <w:pStyle w:val="Heading3"/>
@@ -4538,10 +4868,7 @@
               <w:t xml:space="preserve">1. Open menu</w:t>
             </w:r>
             <w:r>
-              <w:t xml:space="preserve">2. Tap Export Attendance</w:t>
-            </w:r>
-            <w:r>
-              <w:t xml:space="preserve">3. Professor auth</w:t>
+              <w:t xml:space="preserve">2. Tap Export CSV</w:t>
             </w:r>
           </w:p>
         </w:tc>
@@ -4567,20 +4894,35 @@
               <w:jc w:val="left"/>
             </w:pPr>
             <w:r>
-              <w:t xml:space="preserve">Encrypted CSV file downloaded</w:t>
+              <w:t xml:space="preserve">CSV downloaded with per-date columns; each cell contains</w:t>
+            </w:r>
+            <w:r>
+              <w:t xml:space="preserve"> </w:t>
+            </w:r>
+            <w:r>
+              <w:t xml:space="preserve">“</w:t>
+            </w:r>
+            <w:r>
+              <w:t xml:space="preserve">time type detail</w:t>
+            </w:r>
+            <w:r>
+              <w:t xml:space="preserve">”</w:t>
+            </w:r>
+            <w:r>
+              <w:t xml:space="preserve">; multiple entries separated by semicolons</w:t>
             </w:r>
           </w:p>
         </w:tc>
       </w:tr>
     </w:tbl>
-    <w:bookmarkEnd w:id="59"/>
-    <w:bookmarkStart w:id="60" w:name="tc-081-export-blackboard-format"/>
+    <w:bookmarkEnd w:id="61"/>
+    <w:bookmarkStart w:id="62" w:name="tc-081-share-csv"/>
     <w:p>
       <w:pPr>
         <w:pStyle w:val="Heading3"/>
       </w:pPr>
       <w:r>
-        <w:t xml:space="preserve">TC-081: Export Blackboard Format</w:t>
+        <w:t xml:space="preserve">TC-081: Share CSV</w:t>
       </w:r>
     </w:p>
     <w:tbl>
@@ -4632,6 +4974,32 @@
               <w:jc w:val="left"/>
             </w:pPr>
             <w:r>
+              <w:t xml:space="preserve">Precondition</w:t>
+            </w:r>
+          </w:p>
+        </w:tc>
+        <w:tc>
+          <w:tcPr/>
+          <w:p>
+            <w:pPr>
+              <w:pStyle w:val="Compact"/>
+              <w:jc w:val="left"/>
+            </w:pPr>
+            <w:r>
+              <w:t xml:space="preserve">Android Chrome with course data</w:t>
+            </w:r>
+          </w:p>
+        </w:tc>
+      </w:tr>
+      <w:tr>
+        <w:tc>
+          <w:tcPr/>
+          <w:p>
+            <w:pPr>
+              <w:pStyle w:val="Compact"/>
+              <w:jc w:val="left"/>
+            </w:pPr>
+            <w:r>
               <w:t xml:space="preserve">Steps</w:t>
             </w:r>
           </w:p>
@@ -4647,13 +5015,13 @@
               <w:t xml:space="preserve">1. Open menu</w:t>
             </w:r>
             <w:r>
-              <w:t xml:space="preserve">2. Tap Blackboard Export</w:t>
-            </w:r>
-            <w:r>
-              <w:t xml:space="preserve">3. Configure column name</w:t>
-            </w:r>
-            <w:r>
-              <w:t xml:space="preserve">4. Download</w:t>
+              <w:t xml:space="preserve">2. Tap Share CSV</w:t>
+            </w:r>
+            <w:r>
+              <w:t xml:space="preserve">3. Native share sheet appears</w:t>
+            </w:r>
+            <w:r>
+              <w:t xml:space="preserve">4. Choose Gmail</w:t>
             </w:r>
           </w:p>
         </w:tc>
@@ -4679,14 +5047,158 @@
               <w:jc w:val="left"/>
             </w:pPr>
             <w:r>
-              <w:t xml:space="preserve">Blackboard-compatible file downloaded</w:t>
+              <w:t xml:space="preserve">Gmail opens with CSV file attached; file contains per-date attendance columns</w:t>
             </w:r>
           </w:p>
         </w:tc>
       </w:tr>
     </w:tbl>
-    <w:bookmarkEnd w:id="60"/>
-    <w:bookmarkStart w:id="61" w:name="tc-082-backup-data"/>
+    <w:bookmarkEnd w:id="62"/>
+    <w:bookmarkStart w:id="63" w:name="tc-081b-share-csv-fallback"/>
+    <w:p>
+      <w:pPr>
+        <w:pStyle w:val="Heading3"/>
+      </w:pPr>
+      <w:r>
+        <w:t xml:space="preserve">TC-081b: Share CSV — Fallback</w:t>
+      </w:r>
+    </w:p>
+    <w:tbl>
+      <w:tblPr>
+        <w:tblStyle w:val="Table"/>
+        <w:tblW w:type="pct" w:w="5000"/>
+        <w:tblLook w:firstRow="1" w:lastRow="0" w:firstColumn="0" w:lastColumn="0" w:noHBand="0" w:noVBand="0" w:val="0020"/>
+        <w:jc w:val="start"/>
+      </w:tblPr>
+      <w:tblGrid>
+        <w:gridCol w:w="3960"/>
+        <w:gridCol w:w="3960"/>
+      </w:tblGrid>
+      <w:tr>
+        <w:trPr>
+          <w:tblHeader w:val="true"/>
+        </w:trPr>
+        <w:tc>
+          <w:tcPr/>
+          <w:p>
+            <w:pPr>
+              <w:pStyle w:val="Compact"/>
+              <w:jc w:val="left"/>
+            </w:pPr>
+            <w:r>
+              <w:t xml:space="preserve">Field</w:t>
+            </w:r>
+          </w:p>
+        </w:tc>
+        <w:tc>
+          <w:tcPr/>
+          <w:p>
+            <w:pPr>
+              <w:pStyle w:val="Compact"/>
+              <w:jc w:val="left"/>
+            </w:pPr>
+            <w:r>
+              <w:t xml:space="preserve">Value</w:t>
+            </w:r>
+          </w:p>
+        </w:tc>
+      </w:tr>
+      <w:tr>
+        <w:tc>
+          <w:tcPr/>
+          <w:p>
+            <w:pPr>
+              <w:pStyle w:val="Compact"/>
+              <w:jc w:val="left"/>
+            </w:pPr>
+            <w:r>
+              <w:t xml:space="preserve">Precondition</w:t>
+            </w:r>
+          </w:p>
+        </w:tc>
+        <w:tc>
+          <w:tcPr/>
+          <w:p>
+            <w:pPr>
+              <w:pStyle w:val="Compact"/>
+              <w:jc w:val="left"/>
+            </w:pPr>
+            <w:r>
+              <w:t xml:space="preserve">Browser without Web Share file support</w:t>
+            </w:r>
+          </w:p>
+        </w:tc>
+      </w:tr>
+      <w:tr>
+        <w:tc>
+          <w:tcPr/>
+          <w:p>
+            <w:pPr>
+              <w:pStyle w:val="Compact"/>
+              <w:jc w:val="left"/>
+            </w:pPr>
+            <w:r>
+              <w:t xml:space="preserve">Steps</w:t>
+            </w:r>
+          </w:p>
+        </w:tc>
+        <w:tc>
+          <w:tcPr/>
+          <w:p>
+            <w:pPr>
+              <w:pStyle w:val="Compact"/>
+              <w:jc w:val="left"/>
+            </w:pPr>
+            <w:r>
+              <w:t xml:space="preserve">1. Open menu</w:t>
+            </w:r>
+            <w:r>
+              <w:t xml:space="preserve">2. Tap Share CSV</w:t>
+            </w:r>
+          </w:p>
+        </w:tc>
+      </w:tr>
+      <w:tr>
+        <w:tc>
+          <w:tcPr/>
+          <w:p>
+            <w:pPr>
+              <w:pStyle w:val="Compact"/>
+              <w:jc w:val="left"/>
+            </w:pPr>
+            <w:r>
+              <w:t xml:space="preserve">Expected</w:t>
+            </w:r>
+          </w:p>
+        </w:tc>
+        <w:tc>
+          <w:tcPr/>
+          <w:p>
+            <w:pPr>
+              <w:pStyle w:val="Compact"/>
+              <w:jc w:val="left"/>
+            </w:pPr>
+            <w:r>
+              <w:t xml:space="preserve">CSV file downloaded directly; status shows</w:t>
+            </w:r>
+            <w:r>
+              <w:t xml:space="preserve"> </w:t>
+            </w:r>
+            <w:r>
+              <w:t xml:space="preserve">“</w:t>
+            </w:r>
+            <w:r>
+              <w:t xml:space="preserve">attach it to your email manually</w:t>
+            </w:r>
+            <w:r>
+              <w:t xml:space="preserve">”</w:t>
+            </w:r>
+          </w:p>
+        </w:tc>
+      </w:tr>
+    </w:tbl>
+    <w:bookmarkEnd w:id="63"/>
+    <w:bookmarkStart w:id="64" w:name="tc-082-backup-data"/>
     <w:p>
       <w:pPr>
         <w:pStyle w:val="Heading3"/>
@@ -4794,8 +5306,8 @@
         </w:tc>
       </w:tr>
     </w:tbl>
-    <w:bookmarkEnd w:id="61"/>
-    <w:bookmarkStart w:id="62" w:name="tc-083-restore-data"/>
+    <w:bookmarkEnd w:id="64"/>
+    <w:bookmarkStart w:id="65" w:name="tc-083-restore-data"/>
     <w:p>
       <w:pPr>
         <w:pStyle w:val="Heading3"/>
@@ -4932,8 +5444,8 @@
         </w:tc>
       </w:tr>
     </w:tbl>
-    <w:bookmarkEnd w:id="62"/>
-    <w:bookmarkStart w:id="63" w:name="tc-084-clear-all-data"/>
+    <w:bookmarkEnd w:id="65"/>
+    <w:bookmarkStart w:id="66" w:name="tc-084-clear-all-data"/>
     <w:p>
       <w:pPr>
         <w:pStyle w:val="Heading3"/>
@@ -5051,9 +5563,9 @@
         </w:pict>
       </w:r>
     </w:p>
-    <w:bookmarkEnd w:id="63"/>
-    <w:bookmarkEnd w:id="64"/>
-    <w:bookmarkStart w:id="67" w:name="test-cases-offline-pwa"/>
+    <w:bookmarkEnd w:id="66"/>
+    <w:bookmarkEnd w:id="67"/>
+    <w:bookmarkStart w:id="70" w:name="test-cases-offline-pwa"/>
     <w:p>
       <w:pPr>
         <w:pStyle w:val="Heading2"/>
@@ -5062,7 +5574,7 @@
         <w:t xml:space="preserve">11. Test Cases — Offline / PWA</w:t>
       </w:r>
     </w:p>
-    <w:bookmarkStart w:id="65" w:name="tc-090-offline-operation"/>
+    <w:bookmarkStart w:id="68" w:name="tc-090-offline-operation"/>
     <w:p>
       <w:pPr>
         <w:pStyle w:val="Heading3"/>
@@ -5173,8 +5685,8 @@
         </w:tc>
       </w:tr>
     </w:tbl>
-    <w:bookmarkEnd w:id="65"/>
-    <w:bookmarkStart w:id="66" w:name="tc-091-service-worker-update"/>
+    <w:bookmarkEnd w:id="68"/>
+    <w:bookmarkStart w:id="69" w:name="tc-091-service-worker-update"/>
     <w:p>
       <w:pPr>
         <w:pStyle w:val="Heading3"/>
@@ -5312,9 +5824,9 @@
         </w:pict>
       </w:r>
     </w:p>
-    <w:bookmarkEnd w:id="66"/>
-    <w:bookmarkEnd w:id="67"/>
-    <w:bookmarkStart w:id="69" w:name="test-cases-find-mode"/>
+    <w:bookmarkEnd w:id="69"/>
+    <w:bookmarkEnd w:id="70"/>
+    <w:bookmarkStart w:id="72" w:name="test-cases-find-mode"/>
     <w:p>
       <w:pPr>
         <w:pStyle w:val="Heading2"/>
@@ -5323,7 +5835,7 @@
         <w:t xml:space="preserve">12. Test Cases — Find Mode</w:t>
       </w:r>
     </w:p>
-    <w:bookmarkStart w:id="68" w:name="tc-100-find-student-by-nfc"/>
+    <w:bookmarkStart w:id="71" w:name="tc-100-find-student-by-nfc"/>
     <w:p>
       <w:pPr>
         <w:pStyle w:val="Heading3"/>
@@ -5458,9 +5970,9 @@
         </w:pict>
       </w:r>
     </w:p>
-    <w:bookmarkEnd w:id="68"/>
-    <w:bookmarkEnd w:id="69"/>
-    <w:bookmarkStart w:id="72" w:name="test-cases-platform-specific"/>
+    <w:bookmarkEnd w:id="71"/>
+    <w:bookmarkEnd w:id="72"/>
+    <w:bookmarkStart w:id="75" w:name="test-cases-platform-specific"/>
     <w:p>
       <w:pPr>
         <w:pStyle w:val="Heading2"/>
@@ -5469,7 +5981,7 @@
         <w:t xml:space="preserve">13. Test Cases — Platform-Specific</w:t>
       </w:r>
     </w:p>
-    <w:bookmarkStart w:id="70" w:name="tc-110-ios-fallback"/>
+    <w:bookmarkStart w:id="73" w:name="tc-110-ios-fallback"/>
     <w:p>
       <w:pPr>
         <w:pStyle w:val="Heading3"/>
@@ -5600,8 +6112,8 @@
         </w:tc>
       </w:tr>
     </w:tbl>
-    <w:bookmarkEnd w:id="70"/>
-    <w:bookmarkStart w:id="71" w:name="tc-111-android-full-features"/>
+    <w:bookmarkEnd w:id="73"/>
+    <w:bookmarkStart w:id="74" w:name="tc-111-android-full-features"/>
     <w:p>
       <w:pPr>
         <w:pStyle w:val="Heading3"/>
@@ -5732,9 +6244,9 @@
         </w:tc>
       </w:tr>
     </w:tbl>
-    <w:bookmarkEnd w:id="71"/>
-    <w:bookmarkEnd w:id="72"/>
-    <w:bookmarkEnd w:id="73"/>
+    <w:bookmarkEnd w:id="74"/>
+    <w:bookmarkEnd w:id="75"/>
+    <w:bookmarkEnd w:id="76"/>
     <w:sectPr/>
   </w:body>
 </w:document>
